--- a/dist/exports/surface-chemistry_revision_notes.docx
+++ b/dist/exports/surface-chemistry_revision_notes.docx
@@ -189,7 +189,7 @@
                 <w:color w:val="2D3748"/>
                 <w:sz w:val="19"/>
               </w:rPr>
-              <w:t>Surface Chemistry - Core Application</w:t>
+              <w:t>Surface Chemistry — Standard Calculations &amp; Problem Archetypes</w:t>
             </w:r>
           </w:p>
         </w:tc>
@@ -209,7 +209,7 @@
               <w:rPr>
                 <w:sz w:val="19"/>
               </w:rPr>
-              <w:t>113 PYQs</w:t>
+              <w:t>57 PYQs</w:t>
             </w:r>
           </w:p>
         </w:tc>
@@ -230,7 +230,181 @@
                 <w:color w:val="718096"/>
                 <w:sz w:val="19"/>
               </w:rPr>
-              <w:t>General Concept</w:t>
+              <w:t>Quantitative Analysis</w:t>
+            </w:r>
+          </w:p>
+        </w:tc>
+      </w:tr>
+      <w:tr>
+        <w:tc>
+          <w:tcPr>
+            <w:tcW w:type="dxa" w:w="2160"/>
+            <w:shd w:fill="FFFFFF"/>
+            <w:tcMar>
+              <w:top w:w="80" w:type="dxa"/>
+              <w:bottom w:w="80" w:type="dxa"/>
+              <w:left w:w="150" w:type="dxa"/>
+              <w:right w:w="150" w:type="dxa"/>
+            </w:tcMar>
+          </w:tcPr>
+          <w:p>
+            <w:r>
+              <w:rPr>
+                <w:b/>
+                <w:color w:val="C53030"/>
+                <w:sz w:val="19"/>
+              </w:rPr>
+              <w:t>Very High</w:t>
+            </w:r>
+          </w:p>
+        </w:tc>
+        <w:tc>
+          <w:tcPr>
+            <w:tcW w:type="dxa" w:w="4320"/>
+            <w:shd w:fill="FFFFFF"/>
+            <w:tcMar>
+              <w:top w:w="80" w:type="dxa"/>
+              <w:bottom w:w="80" w:type="dxa"/>
+              <w:left w:w="150" w:type="dxa"/>
+              <w:right w:w="150" w:type="dxa"/>
+            </w:tcMar>
+          </w:tcPr>
+          <w:p>
+            <w:r>
+              <w:rPr>
+                <w:b/>
+                <w:color w:val="2D3748"/>
+                <w:sz w:val="19"/>
+              </w:rPr>
+              <w:t>Surface Chemistry — Applied Cases, Reactions &amp; Traps</w:t>
+            </w:r>
+          </w:p>
+        </w:tc>
+        <w:tc>
+          <w:tcPr>
+            <w:tcW w:type="dxa" w:w="1728"/>
+            <w:shd w:fill="FFFFFF"/>
+            <w:tcMar>
+              <w:top w:w="80" w:type="dxa"/>
+              <w:bottom w:w="80" w:type="dxa"/>
+              <w:left w:w="150" w:type="dxa"/>
+              <w:right w:w="150" w:type="dxa"/>
+            </w:tcMar>
+          </w:tcPr>
+          <w:p>
+            <w:r>
+              <w:rPr>
+                <w:sz w:val="19"/>
+              </w:rPr>
+              <w:t>42 PYQs</w:t>
+            </w:r>
+          </w:p>
+        </w:tc>
+        <w:tc>
+          <w:tcPr>
+            <w:tcW w:type="dxa" w:w="1872"/>
+            <w:shd w:fill="FFFFFF"/>
+            <w:tcMar>
+              <w:top w:w="80" w:type="dxa"/>
+              <w:bottom w:w="80" w:type="dxa"/>
+              <w:left w:w="150" w:type="dxa"/>
+              <w:right w:w="150" w:type="dxa"/>
+            </w:tcMar>
+          </w:tcPr>
+          <w:p>
+            <w:r>
+              <w:rPr>
+                <w:color w:val="718096"/>
+                <w:sz w:val="19"/>
+              </w:rPr>
+              <w:t>Applied Topics</w:t>
+            </w:r>
+          </w:p>
+        </w:tc>
+      </w:tr>
+      <w:tr>
+        <w:tc>
+          <w:tcPr>
+            <w:tcW w:type="dxa" w:w="2160"/>
+            <w:shd w:fill="F7FAFC"/>
+            <w:tcMar>
+              <w:top w:w="80" w:type="dxa"/>
+              <w:bottom w:w="80" w:type="dxa"/>
+              <w:left w:w="150" w:type="dxa"/>
+              <w:right w:w="150" w:type="dxa"/>
+            </w:tcMar>
+          </w:tcPr>
+          <w:p>
+            <w:r>
+              <w:rPr>
+                <w:b/>
+                <w:color w:val="C53030"/>
+                <w:sz w:val="19"/>
+              </w:rPr>
+              <w:t>Very High</w:t>
+            </w:r>
+          </w:p>
+        </w:tc>
+        <w:tc>
+          <w:tcPr>
+            <w:tcW w:type="dxa" w:w="4320"/>
+            <w:shd w:fill="F7FAFC"/>
+            <w:tcMar>
+              <w:top w:w="80" w:type="dxa"/>
+              <w:bottom w:w="80" w:type="dxa"/>
+              <w:left w:w="150" w:type="dxa"/>
+              <w:right w:w="150" w:type="dxa"/>
+            </w:tcMar>
+          </w:tcPr>
+          <w:p>
+            <w:r>
+              <w:rPr>
+                <w:b/>
+                <w:color w:val="2D3748"/>
+                <w:sz w:val="19"/>
+              </w:rPr>
+              <w:t>Surface Chemistry — Core Principles &amp; Governing Laws</w:t>
+            </w:r>
+          </w:p>
+        </w:tc>
+        <w:tc>
+          <w:tcPr>
+            <w:tcW w:type="dxa" w:w="1728"/>
+            <w:shd w:fill="F7FAFC"/>
+            <w:tcMar>
+              <w:top w:w="80" w:type="dxa"/>
+              <w:bottom w:w="80" w:type="dxa"/>
+              <w:left w:w="150" w:type="dxa"/>
+              <w:right w:w="150" w:type="dxa"/>
+            </w:tcMar>
+          </w:tcPr>
+          <w:p>
+            <w:r>
+              <w:rPr>
+                <w:sz w:val="19"/>
+              </w:rPr>
+              <w:t>20 PYQs</w:t>
+            </w:r>
+          </w:p>
+        </w:tc>
+        <w:tc>
+          <w:tcPr>
+            <w:tcW w:type="dxa" w:w="1872"/>
+            <w:shd w:fill="F7FAFC"/>
+            <w:tcMar>
+              <w:top w:w="80" w:type="dxa"/>
+              <w:bottom w:w="80" w:type="dxa"/>
+              <w:left w:w="150" w:type="dxa"/>
+              <w:right w:w="150" w:type="dxa"/>
+            </w:tcMar>
+          </w:tcPr>
+          <w:p>
+            <w:r>
+              <w:rPr>
+                <w:color w:val="718096"/>
+                <w:sz w:val="19"/>
+              </w:rPr>
+              <w:t>Core Principle</w:t>
             </w:r>
           </w:p>
         </w:tc>
@@ -311,6 +485,144 @@
           </w:p>
         </w:tc>
       </w:tr>
+      <w:tr>
+        <w:tc>
+          <w:tcPr>
+            <w:tcW w:type="dxa" w:w="3600"/>
+            <w:shd w:fill="F7FAFC"/>
+            <w:tcMar>
+              <w:top w:w="100" w:type="dxa"/>
+              <w:bottom w:w="100" w:type="dxa"/>
+              <w:left w:w="150" w:type="dxa"/>
+              <w:right w:w="150" w:type="dxa"/>
+            </w:tcMar>
+          </w:tcPr>
+          <w:p>
+            <w:r>
+              <w:rPr>
+                <w:b/>
+                <w:color w:val="1A365D"/>
+                <w:sz w:val="19"/>
+              </w:rPr>
+              <w:t>Surface Chemistry — Standard Calculations &amp; Problem Archetypes</w:t>
+            </w:r>
+          </w:p>
+        </w:tc>
+        <w:tc>
+          <w:tcPr>
+            <w:tcW w:type="dxa" w:w="6480"/>
+            <w:shd w:fill="F7FAFC"/>
+            <w:tcMar>
+              <w:top w:w="100" w:type="dxa"/>
+              <w:bottom w:w="100" w:type="dxa"/>
+              <w:left w:w="150" w:type="dxa"/>
+              <w:right w:w="150" w:type="dxa"/>
+            </w:tcMar>
+          </w:tcPr>
+          <w:p>
+            <w:r>
+              <w:rPr>
+                <w:rFonts w:ascii="Cambria Math" w:hAnsi="Cambria Math"/>
+                <w:color w:val="2D3748"/>
+                <w:sz w:val="19"/>
+              </w:rPr>
+              <w:t>4 g. (Given : Molar mass of acetic acid = 60 g mol, \quad (\frac{x}{m}), \quad \frac{x}{m}</w:t>
+            </w:r>
+          </w:p>
+        </w:tc>
+      </w:tr>
+      <w:tr>
+        <w:tc>
+          <w:tcPr>
+            <w:tcW w:type="dxa" w:w="3600"/>
+            <w:shd w:fill="FFFFFF"/>
+            <w:tcMar>
+              <w:top w:w="100" w:type="dxa"/>
+              <w:bottom w:w="100" w:type="dxa"/>
+              <w:left w:w="150" w:type="dxa"/>
+              <w:right w:w="150" w:type="dxa"/>
+            </w:tcMar>
+          </w:tcPr>
+          <w:p>
+            <w:r>
+              <w:rPr>
+                <w:b/>
+                <w:color w:val="1A365D"/>
+                <w:sz w:val="19"/>
+              </w:rPr>
+              <w:t>Surface Chemistry — Applied Cases, Reactions &amp; Traps</w:t>
+            </w:r>
+          </w:p>
+        </w:tc>
+        <w:tc>
+          <w:tcPr>
+            <w:tcW w:type="dxa" w:w="6480"/>
+            <w:shd w:fill="FFFFFF"/>
+            <w:tcMar>
+              <w:top w:w="100" w:type="dxa"/>
+              <w:bottom w:w="100" w:type="dxa"/>
+              <w:left w:w="150" w:type="dxa"/>
+              <w:right w:w="150" w:type="dxa"/>
+            </w:tcMar>
+          </w:tcPr>
+          <w:p>
+            <w:r>
+              <w:rPr>
+                <w:rFonts w:ascii="Cambria Math" w:hAnsi="Cambria Math"/>
+                <w:color w:val="2D3748"/>
+                <w:sz w:val="19"/>
+              </w:rPr>
+              <w:t>20-40kJmol^{-1}, \quad \frac{x}{m}=kp^{0.5}, \quad \frac{x}{m}=kP^{1/n}</w:t>
+            </w:r>
+          </w:p>
+        </w:tc>
+      </w:tr>
+      <w:tr>
+        <w:tc>
+          <w:tcPr>
+            <w:tcW w:type="dxa" w:w="3600"/>
+            <w:shd w:fill="F7FAFC"/>
+            <w:tcMar>
+              <w:top w:w="100" w:type="dxa"/>
+              <w:bottom w:w="100" w:type="dxa"/>
+              <w:left w:w="150" w:type="dxa"/>
+              <w:right w:w="150" w:type="dxa"/>
+            </w:tcMar>
+          </w:tcPr>
+          <w:p>
+            <w:r>
+              <w:rPr>
+                <w:b/>
+                <w:color w:val="1A365D"/>
+                <w:sz w:val="19"/>
+              </w:rPr>
+              <w:t>Surface Chemistry — Core Principles &amp; Governing Laws</w:t>
+            </w:r>
+          </w:p>
+        </w:tc>
+        <w:tc>
+          <w:tcPr>
+            <w:tcW w:type="dxa" w:w="6480"/>
+            <w:shd w:fill="F7FAFC"/>
+            <w:tcMar>
+              <w:top w:w="100" w:type="dxa"/>
+              <w:bottom w:w="100" w:type="dxa"/>
+              <w:left w:w="150" w:type="dxa"/>
+              <w:right w:w="150" w:type="dxa"/>
+            </w:tcMar>
+          </w:tcPr>
+          <w:p>
+            <w:r>
+              <w:rPr>
+                <w:rFonts w:ascii="Cambria Math" w:hAnsi="Cambria Math"/>
+                <w:color w:val="2D3748"/>
+                <w:sz w:val="19"/>
+              </w:rPr>
+              <w:t>\Delta H_{ads}, \quad Fe_{2}O_{3}.xH_{2}O, \quad w_{1}</w:t>
+            </w:r>
+          </w:p>
+        </w:tc>
+      </w:tr>
     </w:tbl>
     <w:p>
       <w:pPr>
@@ -338,7 +650,7 @@
           <w:color w:val="2B6CB0"/>
           <w:sz w:val="24"/>
         </w:rPr>
-        <w:t>3.1 Surface Chemistry - Core Application (Very High Yield — 113 PYQs)</w:t>
+        <w:t>3.1 Surface Chemistry — Standard Calculations &amp; Problem Archetypes (Very High Yield — 57 PYQs)</w:t>
       </w:r>
     </w:p>
     <w:p>
@@ -353,7 +665,7 @@
         <w:rPr>
           <w:sz w:val="20"/>
         </w:rPr>
-        <w:t>Key problem pattern in Surface Chemistry.</w:t>
+        <w:t>Quantitative numerical problem-solving techniques and standard question patterns frequently seen in Surface Chemistry.</w:t>
       </w:r>
     </w:p>
     <w:tbl>
@@ -391,7 +703,7 @@
                 <w:color w:val="2D3748"/>
                 <w:sz w:val="19"/>
               </w:rPr>
-              <w:t>Watch for algebraic and sign errors.</w:t>
+              <w:t>Watch for algebraic rounding, stoichiometric balancing, and boundary condition checks.</w:t>
             </w:r>
           </w:p>
         </w:tc>
@@ -432,7 +744,7 @@
                 <w:color w:val="2D3748"/>
                 <w:sz w:val="19"/>
               </w:rPr>
-              <w:t>Verify dimensions and boundary conditions.</w:t>
+              <w:t>Dimensional consistency checks and ratio comparisons can quickly eliminate incorrect options.</w:t>
             </w:r>
           </w:p>
         </w:tc>
@@ -488,6 +800,395 @@
           <w:b/>
           <w:sz w:val="18"/>
         </w:rPr>
+        <w:t xml:space="preserve">[2023 Morning Shift] Q#1 (MCQ): </w:t>
+      </w:r>
+      <w:r>
+        <w:rPr>
+          <w:sz w:val="18"/>
+        </w:rPr>
+        <w:t xml:space="preserve">"Four gases A, B, C and D have critical temperatures 5.3,33.2,126.0 and 154.3K respectively. For their adsorption on a fixed amount of ch..."  </w:t>
+      </w:r>
+      <w:r>
+        <w:rPr>
+          <w:b/>
+          <w:color w:val="2B6CB0"/>
+          <w:sz w:val="18"/>
+        </w:rPr>
+        <w:t>[Ans: N/A]</w:t>
+      </w:r>
+    </w:p>
+    <w:p>
+      <w:pPr>
+        <w:pStyle w:val="ListBullet"/>
+        <w:spacing w:after="40"/>
+      </w:pPr>
+      <w:r>
+        <w:rPr>
+          <w:b/>
+          <w:sz w:val="18"/>
+        </w:rPr>
+        <w:t xml:space="preserve">[2023 Evening Shift] Q#1 (MCQ): </w:t>
+      </w:r>
+      <w:r>
+        <w:rPr>
+          <w:sz w:val="18"/>
+        </w:rPr>
+        <w:t xml:space="preserve">"In figure, a straight line is given for Freundrich Adsorption ( y=3x+2.505 ). The value of (1 / n) and logK are respectively...."  </w:t>
+      </w:r>
+      <w:r>
+        <w:rPr>
+          <w:b/>
+          <w:color w:val="2B6CB0"/>
+          <w:sz w:val="18"/>
+        </w:rPr>
+        <w:t>[Ans: N/A]</w:t>
+      </w:r>
+    </w:p>
+    <w:p>
+      <w:pPr>
+        <w:spacing w:after="120"/>
+      </w:pPr>
+    </w:p>
+    <w:p>
+      <w:pPr>
+        <w:pStyle w:val="Heading2"/>
+      </w:pPr>
+      <w:r>
+        <w:rPr>
+          <w:color w:val="2B6CB0"/>
+          <w:sz w:val="24"/>
+        </w:rPr>
+        <w:t>3.2 Surface Chemistry — Applied Cases, Reactions &amp; Traps (Very High Yield — 42 PYQs)</w:t>
+      </w:r>
+    </w:p>
+    <w:p>
+      <w:r>
+        <w:rPr>
+          <w:b/>
+          <w:sz w:val="20"/>
+        </w:rPr>
+        <w:t xml:space="preserve">Core Principle: </w:t>
+      </w:r>
+      <w:r>
+        <w:rPr>
+          <w:sz w:val="20"/>
+        </w:rPr>
+        <w:t>Special cases, experimental observations, and conceptual traps designed to test deep understanding of Surface Chemistry.</w:t>
+      </w:r>
+    </w:p>
+    <w:tbl>
+      <w:tblPr>
+        <w:tblW w:type="auto" w:w="0"/>
+        <w:jc w:val="center"/>
+        <w:tblLook w:firstColumn="1" w:firstRow="1" w:lastColumn="0" w:lastRow="0" w:noHBand="0" w:noVBand="1" w:val="04A0"/>
+      </w:tblPr>
+      <w:tblGrid>
+        <w:gridCol w:w="10080"/>
+      </w:tblGrid>
+      <w:tr>
+        <w:tc>
+          <w:tcPr>
+            <w:tcW w:type="dxa" w:w="10080"/>
+            <w:shd w:fill="FFF5F5"/>
+            <w:tcMar>
+              <w:top w:w="100" w:type="dxa"/>
+              <w:bottom w:w="100" w:type="dxa"/>
+              <w:left w:w="150" w:type="dxa"/>
+              <w:right w:w="150" w:type="dxa"/>
+            </w:tcMar>
+          </w:tcPr>
+          <w:p>
+            <w:r>
+              <w:rPr>
+                <w:b/>
+                <w:color w:val="C53030"/>
+                <w:sz w:val="19"/>
+              </w:rPr>
+              <w:t xml:space="preserve">⚠️ Common Trap / JEE Pitfall: </w:t>
+            </w:r>
+            <w:r>
+              <w:rPr>
+                <w:color w:val="2D3748"/>
+                <w:sz w:val="19"/>
+              </w:rPr>
+              <w:t>Read questions carefully for keywords like 'incorrect', 'not true', or non-standard conditions.</w:t>
+            </w:r>
+          </w:p>
+        </w:tc>
+      </w:tr>
+    </w:tbl>
+    <w:tbl>
+      <w:tblPr>
+        <w:tblW w:type="auto" w:w="0"/>
+        <w:jc w:val="center"/>
+        <w:tblLook w:firstColumn="1" w:firstRow="1" w:lastColumn="0" w:lastRow="0" w:noHBand="0" w:noVBand="1" w:val="04A0"/>
+      </w:tblPr>
+      <w:tblGrid>
+        <w:gridCol w:w="10080"/>
+      </w:tblGrid>
+      <w:tr>
+        <w:tc>
+          <w:tcPr>
+            <w:tcW w:type="dxa" w:w="10080"/>
+            <w:shd w:fill="F0FFF4"/>
+            <w:tcMar>
+              <w:top w:w="100" w:type="dxa"/>
+              <w:bottom w:w="100" w:type="dxa"/>
+              <w:left w:w="150" w:type="dxa"/>
+              <w:right w:w="150" w:type="dxa"/>
+            </w:tcMar>
+          </w:tcPr>
+          <w:p>
+            <w:r>
+              <w:rPr>
+                <w:b/>
+                <w:color w:val="276749"/>
+                <w:sz w:val="19"/>
+              </w:rPr>
+              <w:t xml:space="preserve">💡 Speed Hack / Trick: </w:t>
+            </w:r>
+            <w:r>
+              <w:rPr>
+                <w:color w:val="2D3748"/>
+                <w:sz w:val="19"/>
+              </w:rPr>
+              <w:t>Elimination of extreme or unphysical answer choices improves accuracy in assertion-reason and multiple-statement questions.</w:t>
+            </w:r>
+          </w:p>
+        </w:tc>
+      </w:tr>
+    </w:tbl>
+    <w:p>
+      <w:pPr>
+        <w:spacing w:before="120" w:after="40"/>
+      </w:pPr>
+      <w:r>
+        <w:rPr>
+          <w:b/>
+          <w:color w:val="1A365D"/>
+          <w:sz w:val="19"/>
+        </w:rPr>
+        <w:t>Source PYQs testing this concept:</w:t>
+      </w:r>
+    </w:p>
+    <w:p>
+      <w:pPr>
+        <w:pStyle w:val="ListBullet"/>
+        <w:spacing w:after="40"/>
+      </w:pPr>
+      <w:r>
+        <w:rPr>
+          <w:b/>
+          <w:sz w:val="18"/>
+        </w:rPr>
+        <w:t xml:space="preserve">[2023 Evening Shift] Q#1 (Numerical): </w:t>
+      </w:r>
+      <w:r>
+        <w:rPr>
+          <w:sz w:val="18"/>
+        </w:rPr>
+        <w:t xml:space="preserve">"Based on the given figure, the number of correct statement/s is/are __________. A. Surface tension is the outcome of equal attractive and re..."  </w:t>
+      </w:r>
+      <w:r>
+        <w:rPr>
+          <w:b/>
+          <w:color w:val="2B6CB0"/>
+          <w:sz w:val="18"/>
+        </w:rPr>
+        <w:t>[Ans: 2]</w:t>
+      </w:r>
+    </w:p>
+    <w:p>
+      <w:pPr>
+        <w:pStyle w:val="ListBullet"/>
+        <w:spacing w:after="40"/>
+      </w:pPr>
+      <w:r>
+        <w:rPr>
+          <w:b/>
+          <w:sz w:val="18"/>
+        </w:rPr>
+        <w:t xml:space="preserve">[2023 Evening Shift] Q#2 (MCQ): </w:t>
+      </w:r>
+      <w:r>
+        <w:rPr>
+          <w:sz w:val="18"/>
+        </w:rPr>
+        <w:t xml:space="preserve">"Ferric chloride is applied to stop bleeding because -..."  </w:t>
+      </w:r>
+      <w:r>
+        <w:rPr>
+          <w:b/>
+          <w:color w:val="2B6CB0"/>
+          <w:sz w:val="18"/>
+        </w:rPr>
+        <w:t>[Ans: D]</w:t>
+      </w:r>
+    </w:p>
+    <w:p>
+      <w:pPr>
+        <w:pStyle w:val="ListBullet"/>
+        <w:spacing w:after="40"/>
+      </w:pPr>
+      <w:r>
+        <w:rPr>
+          <w:b/>
+          <w:sz w:val="18"/>
+        </w:rPr>
+        <w:t xml:space="preserve">[2023 Morning Shift] Q#2 (MCQ): </w:t>
+      </w:r>
+      <w:r>
+        <w:rPr>
+          <w:sz w:val="18"/>
+        </w:rPr>
+        <w:t xml:space="preserve">"Given below are two statements: One is labelled as Assertion A and the other is labelled as Reason R Assertion A: Amongst He,Ne,Ar and $Kr..."  </w:t>
+      </w:r>
+      <w:r>
+        <w:rPr>
+          <w:b/>
+          <w:color w:val="2B6CB0"/>
+          <w:sz w:val="18"/>
+        </w:rPr>
+        <w:t>[Ans: N/A]</w:t>
+      </w:r>
+    </w:p>
+    <w:p>
+      <w:pPr>
+        <w:spacing w:after="120"/>
+      </w:pPr>
+    </w:p>
+    <w:p>
+      <w:pPr>
+        <w:pStyle w:val="Heading2"/>
+      </w:pPr>
+      <w:r>
+        <w:rPr>
+          <w:color w:val="2B6CB0"/>
+          <w:sz w:val="24"/>
+        </w:rPr>
+        <w:t>3.3 Surface Chemistry — Core Principles &amp; Governing Laws (Very High Yield — 20 PYQs)</w:t>
+      </w:r>
+    </w:p>
+    <w:p>
+      <w:r>
+        <w:rPr>
+          <w:b/>
+          <w:sz w:val="20"/>
+        </w:rPr>
+        <w:t xml:space="preserve">Core Principle: </w:t>
+      </w:r>
+      <w:r>
+        <w:rPr>
+          <w:sz w:val="20"/>
+        </w:rPr>
+        <w:t>Fundamental definitions, core postulates, and governing physical/chemical relations in Surface Chemistry.</w:t>
+      </w:r>
+    </w:p>
+    <w:tbl>
+      <w:tblPr>
+        <w:tblW w:type="auto" w:w="0"/>
+        <w:jc w:val="center"/>
+        <w:tblLook w:firstColumn="1" w:firstRow="1" w:lastColumn="0" w:lastRow="0" w:noHBand="0" w:noVBand="1" w:val="04A0"/>
+      </w:tblPr>
+      <w:tblGrid>
+        <w:gridCol w:w="10080"/>
+      </w:tblGrid>
+      <w:tr>
+        <w:tc>
+          <w:tcPr>
+            <w:tcW w:type="dxa" w:w="10080"/>
+            <w:shd w:fill="FFF5F5"/>
+            <w:tcMar>
+              <w:top w:w="100" w:type="dxa"/>
+              <w:bottom w:w="100" w:type="dxa"/>
+              <w:left w:w="150" w:type="dxa"/>
+              <w:right w:w="150" w:type="dxa"/>
+            </w:tcMar>
+          </w:tcPr>
+          <w:p>
+            <w:r>
+              <w:rPr>
+                <w:b/>
+                <w:color w:val="C53030"/>
+                <w:sz w:val="19"/>
+              </w:rPr>
+              <w:t xml:space="preserve">⚠️ Common Trap / JEE Pitfall: </w:t>
+            </w:r>
+            <w:r>
+              <w:rPr>
+                <w:color w:val="2D3748"/>
+                <w:sz w:val="19"/>
+              </w:rPr>
+              <w:t>Carefully verify units, standard reference states, and sign conventions in Surface Chemistry.</w:t>
+            </w:r>
+          </w:p>
+        </w:tc>
+      </w:tr>
+    </w:tbl>
+    <w:tbl>
+      <w:tblPr>
+        <w:tblW w:type="auto" w:w="0"/>
+        <w:jc w:val="center"/>
+        <w:tblLook w:firstColumn="1" w:firstRow="1" w:lastColumn="0" w:lastRow="0" w:noHBand="0" w:noVBand="1" w:val="04A0"/>
+      </w:tblPr>
+      <w:tblGrid>
+        <w:gridCol w:w="10080"/>
+      </w:tblGrid>
+      <w:tr>
+        <w:tc>
+          <w:tcPr>
+            <w:tcW w:type="dxa" w:w="10080"/>
+            <w:shd w:fill="F0FFF4"/>
+            <w:tcMar>
+              <w:top w:w="100" w:type="dxa"/>
+              <w:bottom w:w="100" w:type="dxa"/>
+              <w:left w:w="150" w:type="dxa"/>
+              <w:right w:w="150" w:type="dxa"/>
+            </w:tcMar>
+          </w:tcPr>
+          <w:p>
+            <w:r>
+              <w:rPr>
+                <w:b/>
+                <w:color w:val="276749"/>
+                <w:sz w:val="19"/>
+              </w:rPr>
+              <w:t xml:space="preserve">💡 Speed Hack / Trick: </w:t>
+            </w:r>
+            <w:r>
+              <w:rPr>
+                <w:color w:val="2D3748"/>
+                <w:sz w:val="19"/>
+              </w:rPr>
+              <w:t>Focus on high-yield formulas and standard limiting approximations tested in Surface Chemistry PYQs.</w:t>
+            </w:r>
+          </w:p>
+        </w:tc>
+      </w:tr>
+    </w:tbl>
+    <w:p>
+      <w:pPr>
+        <w:spacing w:before="120" w:after="40"/>
+      </w:pPr>
+      <w:r>
+        <w:rPr>
+          <w:b/>
+          <w:color w:val="1A365D"/>
+          <w:sz w:val="19"/>
+        </w:rPr>
+        <w:t>Source PYQs testing this concept:</w:t>
+      </w:r>
+    </w:p>
+    <w:p>
+      <w:pPr>
+        <w:pStyle w:val="ListBullet"/>
+        <w:spacing w:after="40"/>
+      </w:pPr>
+      <w:r>
+        <w:rPr>
+          <w:b/>
+          <w:sz w:val="18"/>
+        </w:rPr>
         <w:t xml:space="preserve">[2024 Morning Shift] Q#2 (MCQ): </w:t>
       </w:r>
       <w:r>
@@ -515,13 +1216,40 @@
           <w:b/>
           <w:sz w:val="18"/>
         </w:rPr>
-        <w:t xml:space="preserve">[2023 Morning Shift] Q#1 (MCQ): </w:t>
+        <w:t xml:space="preserve">[2023 Morning Shift] Q#3 (MCQ): </w:t>
       </w:r>
       <w:r>
         <w:rPr>
           <w:sz w:val="18"/>
         </w:rPr>
-        <w:t xml:space="preserve">"Four gases A, B, C and D have critical temperatures 5.3,33.2,126.0 and 154.3K respectively. For their adsorption on a fixed amount of ch..."  </w:t>
+        <w:t xml:space="preserve">"The enthalpy change for the adsorption process and micelle formation respectively are..."  </w:t>
+      </w:r>
+      <w:r>
+        <w:rPr>
+          <w:b/>
+          <w:color w:val="2B6CB0"/>
+          <w:sz w:val="18"/>
+        </w:rPr>
+        <w:t>[Ans: N/A]</w:t>
+      </w:r>
+    </w:p>
+    <w:p>
+      <w:pPr>
+        <w:pStyle w:val="ListBullet"/>
+        <w:spacing w:after="40"/>
+      </w:pPr>
+      <w:r>
+        <w:rPr>
+          <w:b/>
+          <w:sz w:val="18"/>
+        </w:rPr>
+        <w:t xml:space="preserve">[2023 Morning Shift] Q#3 (MCQ): </w:t>
+      </w:r>
+      <w:r>
+        <w:rPr>
+          <w:sz w:val="18"/>
+        </w:rPr>
+        <w:t xml:space="preserve">"Which of the following salt solutions would coagulate the colloid solution formed when FeCl_(3) is added to NaOH solution, at the fastes..."  </w:t>
       </w:r>
       <w:r>
         <w:rPr>
@@ -660,6 +1388,200 @@
               <w:t>Solution Analysis:</w:t>
               <w:br/>
               <w:t>The extent of adsorption of a gas on a solid surface depends on the critical temperature of the gas and the temperature of the solid surface. The critical temperature is the temperature above which a gas cannot be liquefied, no matter how much pressure is applied. Therefore, gases with higher critical temperatures are less likely to be adsorbed on a solid surface than gases with lower critical temperatures. In this case, the gases are A, B, C, and D, with critical temperatures of 5.3 K, 33.2 K, 126.0 K, and 154.3 K, respectively. Therefore, the correct order of adsorption on a fixed amount of charcoal is: D &gt; C &gt; B &gt; A</w:t>
+            </w:r>
+          </w:p>
+        </w:tc>
+      </w:tr>
+    </w:tbl>
+    <w:p>
+      <w:pPr>
+        <w:spacing w:after="120"/>
+      </w:pPr>
+    </w:p>
+    <w:p>
+      <w:pPr>
+        <w:spacing w:before="160" w:after="40"/>
+      </w:pPr>
+      <w:r>
+        <w:rPr>
+          <w:b/>
+          <w:color w:val="1A365D"/>
+          <w:sz w:val="22"/>
+        </w:rPr>
+        <w:t>Benchmark Problem 2: JEE Main 2023 (Online) 25th January Evening Shift (Q#1)</w:t>
+      </w:r>
+    </w:p>
+    <w:p>
+      <w:pPr>
+        <w:spacing w:after="80"/>
+      </w:pPr>
+      <w:r>
+        <w:rPr>
+          <w:sz w:val="20"/>
+        </w:rPr>
+        <w:t>Based on the given figure, the number of correct statement/s is/are __________. A. Surface tension is the outcome of equal attractive and repulsive forces acting on the liquid molecule in bulk. B. Surface tension is due to uneven forces acting on the molecules present on the surface. C. The molecule in the bulk can never come to the liquid surface. D. The molecules on the surface are responsible for vapour pressure if the system is a closed system.</w:t>
+      </w:r>
+    </w:p>
+    <w:tbl>
+      <w:tblPr>
+        <w:tblW w:type="auto" w:w="0"/>
+        <w:jc w:val="center"/>
+        <w:tblLook w:firstColumn="1" w:firstRow="1" w:lastColumn="0" w:lastRow="0" w:noHBand="0" w:noVBand="1" w:val="04A0"/>
+      </w:tblPr>
+      <w:tblGrid>
+        <w:gridCol w:w="10080"/>
+      </w:tblGrid>
+      <w:tr>
+        <w:tc>
+          <w:tcPr>
+            <w:tcW w:type="dxa" w:w="10080"/>
+            <w:shd w:fill="F7FAFC"/>
+            <w:tcMar>
+              <w:top w:w="100" w:type="dxa"/>
+              <w:bottom w:w="100" w:type="dxa"/>
+              <w:left w:w="150" w:type="dxa"/>
+              <w:right w:w="150" w:type="dxa"/>
+            </w:tcMar>
+          </w:tcPr>
+          <w:p>
+            <w:r>
+              <w:rPr>
+                <w:b/>
+                <w:color w:val="1A365D"/>
+                <w:sz w:val="19"/>
+              </w:rPr>
+              <w:t>Correct Answer: 2</w:t>
+              <w:br/>
+            </w:r>
+            <w:r>
+              <w:rPr>
+                <w:color w:val="2D3748"/>
+                <w:sz w:val="18"/>
+              </w:rPr>
+              <w:t>Solution Analysis:</w:t>
+              <w:br/>
+              <w:t>The correct statements are (B) Surface tension is due to uneven forces acting on the molecules present on the surface (D) The molecules on the surface are responsible for vapor pressure if the system is a closed system</w:t>
+            </w:r>
+          </w:p>
+        </w:tc>
+      </w:tr>
+    </w:tbl>
+    <w:p>
+      <w:pPr>
+        <w:spacing w:after="120"/>
+      </w:pPr>
+    </w:p>
+    <w:p>
+      <w:pPr>
+        <w:spacing w:before="160" w:after="40"/>
+      </w:pPr>
+      <w:r>
+        <w:rPr>
+          <w:b/>
+          <w:color w:val="1A365D"/>
+          <w:sz w:val="22"/>
+        </w:rPr>
+        <w:t>Benchmark Problem 3: JEE Main 2023 (Online) 10th April Morning Shift (Q#3)</w:t>
+      </w:r>
+    </w:p>
+    <w:p>
+      <w:pPr>
+        <w:spacing w:after="80"/>
+      </w:pPr>
+      <w:r>
+        <w:rPr>
+          <w:sz w:val="20"/>
+        </w:rPr>
+        <w:t>The enthalpy change for the adsorption process and micelle formation respectively are</w:t>
+      </w:r>
+    </w:p>
+    <w:p>
+      <w:pPr>
+        <w:pStyle w:val="ListBullet"/>
+        <w:spacing w:after="20"/>
+      </w:pPr>
+      <w:r>
+        <w:rPr>
+          <w:sz w:val="19"/>
+        </w:rPr>
+        <w:t>(A) Δ H_(ads)&gt;0andΔ H_(mic)&lt;0</w:t>
+      </w:r>
+    </w:p>
+    <w:p>
+      <w:pPr>
+        <w:pStyle w:val="ListBullet"/>
+        <w:spacing w:after="20"/>
+      </w:pPr>
+      <w:r>
+        <w:rPr>
+          <w:sz w:val="19"/>
+        </w:rPr>
+        <w:t>(B) Δ H_(ads)&gt;0andΔ H_(mic)&gt;0</w:t>
+      </w:r>
+    </w:p>
+    <w:p>
+      <w:pPr>
+        <w:pStyle w:val="ListBullet"/>
+        <w:spacing w:after="20"/>
+      </w:pPr>
+      <w:r>
+        <w:rPr>
+          <w:sz w:val="19"/>
+        </w:rPr>
+        <w:t>(C) Δ H_(ads)&lt;0andΔ H_(mic)&lt;0</w:t>
+      </w:r>
+    </w:p>
+    <w:p>
+      <w:pPr>
+        <w:pStyle w:val="ListBullet"/>
+        <w:spacing w:after="20"/>
+      </w:pPr>
+      <w:r>
+        <w:rPr>
+          <w:sz w:val="19"/>
+        </w:rPr>
+        <w:t>(D) Δ H_(ads)&lt;0andΔ H_(mic)&gt;0</w:t>
+      </w:r>
+    </w:p>
+    <w:tbl>
+      <w:tblPr>
+        <w:tblW w:type="auto" w:w="0"/>
+        <w:jc w:val="center"/>
+        <w:tblLook w:firstColumn="1" w:firstRow="1" w:lastColumn="0" w:lastRow="0" w:noHBand="0" w:noVBand="1" w:val="04A0"/>
+      </w:tblPr>
+      <w:tblGrid>
+        <w:gridCol w:w="10080"/>
+      </w:tblGrid>
+      <w:tr>
+        <w:tc>
+          <w:tcPr>
+            <w:tcW w:type="dxa" w:w="10080"/>
+            <w:shd w:fill="F7FAFC"/>
+            <w:tcMar>
+              <w:top w:w="100" w:type="dxa"/>
+              <w:bottom w:w="100" w:type="dxa"/>
+              <w:left w:w="150" w:type="dxa"/>
+              <w:right w:w="150" w:type="dxa"/>
+            </w:tcMar>
+          </w:tcPr>
+          <w:p>
+            <w:r>
+              <w:rPr>
+                <w:b/>
+                <w:color w:val="1A365D"/>
+                <w:sz w:val="19"/>
+              </w:rPr>
+              <w:t>Correct Answer: None</w:t>
+              <w:br/>
+            </w:r>
+            <w:r>
+              <w:rPr>
+                <w:color w:val="2D3748"/>
+                <w:sz w:val="18"/>
+              </w:rPr>
+              <w:t>Solution Analysis:</w:t>
+              <w:br/>
+              <w:t>Adsorption is the process of a substance (adsorbate) being attracted to a surface (adsorbent). The enthalpy change for adsorption, Δ H_(ads) , is negative because the adsorbent and adsorbate are brought closer together, which releases energy. Micelle formation is the process of surfactant molecules clustering together in water to form micelles. The micelles have a hydrophobic (water-repelling) core and a hydrophilic (water-loving) surface. The enthalpy change for micelle formation, Δ H_(mic) , is positive because the surfactant molecules are moving from a state of high entropy (dispersed in water) to a state of low entropy (clustered together). Here is a table summarizing the enthalpy changes for adsorption and micelle formation: Process Enthalpy change Adsorption Δ H_(ads)&lt;0 Micelle formation Δ H_(mic)&gt;0</w:t>
             </w:r>
           </w:p>
         </w:tc>

--- a/dist/exports/surface-chemistry_revision_notes.docx
+++ b/dist/exports/surface-chemistry_revision_notes.docx
@@ -189,7 +189,7 @@
                 <w:color w:val="2D3748"/>
                 <w:sz w:val="19"/>
               </w:rPr>
-              <w:t>Surface Chemistry — Standard Calculations &amp; Problem Archetypes</w:t>
+              <w:t>Surface Chemistry — Core Principles &amp; Governing Laws</w:t>
             </w:r>
           </w:p>
         </w:tc>
@@ -209,7 +209,7 @@
               <w:rPr>
                 <w:sz w:val="19"/>
               </w:rPr>
-              <w:t>57 PYQs</w:t>
+              <w:t>75 PYQs</w:t>
             </w:r>
           </w:p>
         </w:tc>
@@ -230,7 +230,7 @@
                 <w:color w:val="718096"/>
                 <w:sz w:val="19"/>
               </w:rPr>
-              <w:t>Quantitative Analysis</w:t>
+              <w:t>Core Principle</w:t>
             </w:r>
           </w:p>
         </w:tc>
@@ -296,7 +296,7 @@
               <w:rPr>
                 <w:sz w:val="19"/>
               </w:rPr>
-              <w:t>42 PYQs</w:t>
+              <w:t>21 PYQs</w:t>
             </w:r>
           </w:p>
         </w:tc>
@@ -363,7 +363,7 @@
                 <w:color w:val="2D3748"/>
                 <w:sz w:val="19"/>
               </w:rPr>
-              <w:t>Surface Chemistry — Core Principles &amp; Governing Laws</w:t>
+              <w:t>Surface Chemistry — Standard Calculations &amp; Problem Archetypes</w:t>
             </w:r>
           </w:p>
         </w:tc>
@@ -383,7 +383,7 @@
               <w:rPr>
                 <w:sz w:val="19"/>
               </w:rPr>
-              <w:t>20 PYQs</w:t>
+              <w:t>17 PYQs</w:t>
             </w:r>
           </w:p>
         </w:tc>
@@ -404,7 +404,7 @@
                 <w:color w:val="718096"/>
                 <w:sz w:val="19"/>
               </w:rPr>
-              <w:t>Core Principle</w:t>
+              <w:t>Quantitative Analysis</w:t>
             </w:r>
           </w:p>
         </w:tc>
@@ -504,7 +504,7 @@
                 <w:color w:val="1A365D"/>
                 <w:sz w:val="19"/>
               </w:rPr>
-              <w:t>Surface Chemistry — Standard Calculations &amp; Problem Archetypes</w:t>
+              <w:t>Surface Chemistry — Core Principles &amp; Governing Laws</w:t>
             </w:r>
           </w:p>
         </w:tc>
@@ -526,7 +526,7 @@
                 <w:color w:val="2D3748"/>
                 <w:sz w:val="19"/>
               </w:rPr>
-              <w:t>4 g. (Given : Molar mass of acetic acid = 60 g mol, \quad (\frac{x}{m}), \quad \frac{x}{m}</w:t>
+              <w:t>w_{1}, \quad \frac{x}{m}=kP^{1/n}, \quad \frac{1}{n}</w:t>
             </w:r>
           </w:p>
         </w:tc>
@@ -572,7 +572,7 @@
                 <w:color w:val="2D3748"/>
                 <w:sz w:val="19"/>
               </w:rPr>
-              <w:t>20-40kJmol^{-1}, \quad \frac{x}{m}=kp^{0.5}, \quad \frac{x}{m}=kP^{1/n}</w:t>
+              <w:t>N_{2}(g)+3H_{2}(g) \rightarrow 2NH_{3}(g), \quad 4NH_{3}(g)+5O_{2}(g) \rightarrow 4NO(g)+6H_{2}O(g), \quad N_{2}(g)+3H_{2}(g)\overset{Fe(s)}{\longrightarrow}2NH_{3}(g)</w:t>
             </w:r>
           </w:p>
         </w:tc>
@@ -596,7 +596,7 @@
                 <w:color w:val="1A365D"/>
                 <w:sz w:val="19"/>
               </w:rPr>
-              <w:t>Surface Chemistry — Core Principles &amp; Governing Laws</w:t>
+              <w:t>Surface Chemistry — Standard Calculations &amp; Problem Archetypes</w:t>
             </w:r>
           </w:p>
         </w:tc>
@@ -618,7 +618,7 @@
                 <w:color w:val="2D3748"/>
                 <w:sz w:val="19"/>
               </w:rPr>
-              <w:t>\Delta H_{ads}, \quad Fe_{2}O_{3}.xH_{2}O, \quad w_{1}</w:t>
+              <w:t>≅17 \times 10^{-2}, \quad AlCl_{3}, \quad 41.4kJmol^{-1}</w:t>
             </w:r>
           </w:p>
         </w:tc>
@@ -650,7 +650,423 @@
           <w:color w:val="2B6CB0"/>
           <w:sz w:val="24"/>
         </w:rPr>
-        <w:t>3.1 Surface Chemistry — Standard Calculations &amp; Problem Archetypes (Very High Yield — 57 PYQs)</w:t>
+        <w:t>3.1 Surface Chemistry — Core Principles &amp; Governing Laws (Very High Yield — 75 PYQs)</w:t>
+      </w:r>
+    </w:p>
+    <w:p>
+      <w:r>
+        <w:rPr>
+          <w:b/>
+          <w:sz w:val="20"/>
+        </w:rPr>
+        <w:t xml:space="preserve">Core Principle: </w:t>
+      </w:r>
+      <w:r>
+        <w:rPr>
+          <w:sz w:val="20"/>
+        </w:rPr>
+        <w:t>Fundamental definitions, core postulates, and governing physical/chemical relations in Surface Chemistry.</w:t>
+      </w:r>
+    </w:p>
+    <w:tbl>
+      <w:tblPr>
+        <w:tblW w:type="auto" w:w="0"/>
+        <w:jc w:val="center"/>
+        <w:tblLook w:firstColumn="1" w:firstRow="1" w:lastColumn="0" w:lastRow="0" w:noHBand="0" w:noVBand="1" w:val="04A0"/>
+      </w:tblPr>
+      <w:tblGrid>
+        <w:gridCol w:w="10080"/>
+      </w:tblGrid>
+      <w:tr>
+        <w:tc>
+          <w:tcPr>
+            <w:tcW w:type="dxa" w:w="10080"/>
+            <w:shd w:fill="FFF5F5"/>
+            <w:tcMar>
+              <w:top w:w="100" w:type="dxa"/>
+              <w:bottom w:w="100" w:type="dxa"/>
+              <w:left w:w="150" w:type="dxa"/>
+              <w:right w:w="150" w:type="dxa"/>
+            </w:tcMar>
+          </w:tcPr>
+          <w:p>
+            <w:r>
+              <w:rPr>
+                <w:b/>
+                <w:color w:val="C53030"/>
+                <w:sz w:val="19"/>
+              </w:rPr>
+              <w:t xml:space="preserve">⚠️ Common Trap / JEE Pitfall: </w:t>
+            </w:r>
+            <w:r>
+              <w:rPr>
+                <w:color w:val="2D3748"/>
+                <w:sz w:val="19"/>
+              </w:rPr>
+              <w:t>Carefully verify units, standard reference states, and sign conventions in Surface Chemistry.</w:t>
+            </w:r>
+          </w:p>
+        </w:tc>
+      </w:tr>
+    </w:tbl>
+    <w:tbl>
+      <w:tblPr>
+        <w:tblW w:type="auto" w:w="0"/>
+        <w:jc w:val="center"/>
+        <w:tblLook w:firstColumn="1" w:firstRow="1" w:lastColumn="0" w:lastRow="0" w:noHBand="0" w:noVBand="1" w:val="04A0"/>
+      </w:tblPr>
+      <w:tblGrid>
+        <w:gridCol w:w="10080"/>
+      </w:tblGrid>
+      <w:tr>
+        <w:tc>
+          <w:tcPr>
+            <w:tcW w:type="dxa" w:w="10080"/>
+            <w:shd w:fill="F0FFF4"/>
+            <w:tcMar>
+              <w:top w:w="100" w:type="dxa"/>
+              <w:bottom w:w="100" w:type="dxa"/>
+              <w:left w:w="150" w:type="dxa"/>
+              <w:right w:w="150" w:type="dxa"/>
+            </w:tcMar>
+          </w:tcPr>
+          <w:p>
+            <w:r>
+              <w:rPr>
+                <w:b/>
+                <w:color w:val="276749"/>
+                <w:sz w:val="19"/>
+              </w:rPr>
+              <w:t xml:space="preserve">💡 Speed Hack / Trick: </w:t>
+            </w:r>
+            <w:r>
+              <w:rPr>
+                <w:color w:val="2D3748"/>
+                <w:sz w:val="19"/>
+              </w:rPr>
+              <w:t>Focus on high-yield formulas and standard limiting approximations tested in Surface Chemistry PYQs.</w:t>
+            </w:r>
+          </w:p>
+        </w:tc>
+      </w:tr>
+    </w:tbl>
+    <w:p>
+      <w:pPr>
+        <w:spacing w:before="120" w:after="40"/>
+      </w:pPr>
+      <w:r>
+        <w:rPr>
+          <w:b/>
+          <w:color w:val="1A365D"/>
+          <w:sz w:val="19"/>
+        </w:rPr>
+        <w:t>Source PYQs testing this concept:</w:t>
+      </w:r>
+    </w:p>
+    <w:p>
+      <w:pPr>
+        <w:pStyle w:val="ListBullet"/>
+        <w:spacing w:after="40"/>
+      </w:pPr>
+      <w:r>
+        <w:rPr>
+          <w:b/>
+          <w:sz w:val="18"/>
+        </w:rPr>
+        <w:t xml:space="preserve">[2024 Evening Shift] Q#1 (MCQ): </w:t>
+      </w:r>
+      <w:r>
+        <w:rPr>
+          <w:sz w:val="18"/>
+        </w:rPr>
+        <w:t xml:space="preserve">"The adsorbent used in adsorption chromatography is/are - A. silica gel B. alumina C. quick lime D. magnesia Choose the most appropriate answ..."  </w:t>
+      </w:r>
+      <w:r>
+        <w:rPr>
+          <w:b/>
+          <w:color w:val="2B6CB0"/>
+          <w:sz w:val="18"/>
+        </w:rPr>
+        <w:t>[Ans: N/A]</w:t>
+      </w:r>
+    </w:p>
+    <w:p>
+      <w:pPr>
+        <w:pStyle w:val="ListBullet"/>
+        <w:spacing w:after="40"/>
+      </w:pPr>
+      <w:r>
+        <w:rPr>
+          <w:b/>
+          <w:sz w:val="18"/>
+        </w:rPr>
+        <w:t xml:space="preserve">[2024 Morning Shift] Q#2 (MCQ): </w:t>
+      </w:r>
+      <w:r>
+        <w:rPr>
+          <w:sz w:val="18"/>
+        </w:rPr>
+        <w:t xml:space="preserve">"'Adsorption' principle is used for which of the following purification method?..."  </w:t>
+      </w:r>
+      <w:r>
+        <w:rPr>
+          <w:b/>
+          <w:color w:val="2B6CB0"/>
+          <w:sz w:val="18"/>
+        </w:rPr>
+        <w:t>[Ans: N/A]</w:t>
+      </w:r>
+    </w:p>
+    <w:p>
+      <w:pPr>
+        <w:pStyle w:val="ListBullet"/>
+        <w:spacing w:after="40"/>
+      </w:pPr>
+      <w:r>
+        <w:rPr>
+          <w:b/>
+          <w:sz w:val="18"/>
+        </w:rPr>
+        <w:t xml:space="preserve">[2023 Morning Shift] Q#1 (MCQ): </w:t>
+      </w:r>
+      <w:r>
+        <w:rPr>
+          <w:sz w:val="18"/>
+        </w:rPr>
+        <w:t xml:space="preserve">"Given below are two statements : one is labelled as Assertion (A) and the other is labelled as Reason (R). Assertion (A) : In expensive scie..."  </w:t>
+      </w:r>
+      <w:r>
+        <w:rPr>
+          <w:b/>
+          <w:color w:val="2B6CB0"/>
+          <w:sz w:val="18"/>
+        </w:rPr>
+        <w:t>[Ans: N/A]</w:t>
+      </w:r>
+    </w:p>
+    <w:p>
+      <w:pPr>
+        <w:spacing w:after="120"/>
+      </w:pPr>
+    </w:p>
+    <w:p>
+      <w:pPr>
+        <w:pStyle w:val="Heading2"/>
+      </w:pPr>
+      <w:r>
+        <w:rPr>
+          <w:color w:val="2B6CB0"/>
+          <w:sz w:val="24"/>
+        </w:rPr>
+        <w:t>3.2 Surface Chemistry — Applied Cases, Reactions &amp; Traps (Very High Yield — 21 PYQs)</w:t>
+      </w:r>
+    </w:p>
+    <w:p>
+      <w:r>
+        <w:rPr>
+          <w:b/>
+          <w:sz w:val="20"/>
+        </w:rPr>
+        <w:t xml:space="preserve">Core Principle: </w:t>
+      </w:r>
+      <w:r>
+        <w:rPr>
+          <w:sz w:val="20"/>
+        </w:rPr>
+        <w:t>Special cases, experimental observations, and conceptual traps designed to test deep understanding of Surface Chemistry.</w:t>
+      </w:r>
+    </w:p>
+    <w:tbl>
+      <w:tblPr>
+        <w:tblW w:type="auto" w:w="0"/>
+        <w:jc w:val="center"/>
+        <w:tblLook w:firstColumn="1" w:firstRow="1" w:lastColumn="0" w:lastRow="0" w:noHBand="0" w:noVBand="1" w:val="04A0"/>
+      </w:tblPr>
+      <w:tblGrid>
+        <w:gridCol w:w="10080"/>
+      </w:tblGrid>
+      <w:tr>
+        <w:tc>
+          <w:tcPr>
+            <w:tcW w:type="dxa" w:w="10080"/>
+            <w:shd w:fill="FFF5F5"/>
+            <w:tcMar>
+              <w:top w:w="100" w:type="dxa"/>
+              <w:bottom w:w="100" w:type="dxa"/>
+              <w:left w:w="150" w:type="dxa"/>
+              <w:right w:w="150" w:type="dxa"/>
+            </w:tcMar>
+          </w:tcPr>
+          <w:p>
+            <w:r>
+              <w:rPr>
+                <w:b/>
+                <w:color w:val="C53030"/>
+                <w:sz w:val="19"/>
+              </w:rPr>
+              <w:t xml:space="preserve">⚠️ Common Trap / JEE Pitfall: </w:t>
+            </w:r>
+            <w:r>
+              <w:rPr>
+                <w:color w:val="2D3748"/>
+                <w:sz w:val="19"/>
+              </w:rPr>
+              <w:t>Read questions carefully for keywords like 'incorrect', 'not true', or non-standard conditions.</w:t>
+            </w:r>
+          </w:p>
+        </w:tc>
+      </w:tr>
+    </w:tbl>
+    <w:tbl>
+      <w:tblPr>
+        <w:tblW w:type="auto" w:w="0"/>
+        <w:jc w:val="center"/>
+        <w:tblLook w:firstColumn="1" w:firstRow="1" w:lastColumn="0" w:lastRow="0" w:noHBand="0" w:noVBand="1" w:val="04A0"/>
+      </w:tblPr>
+      <w:tblGrid>
+        <w:gridCol w:w="10080"/>
+      </w:tblGrid>
+      <w:tr>
+        <w:tc>
+          <w:tcPr>
+            <w:tcW w:type="dxa" w:w="10080"/>
+            <w:shd w:fill="F0FFF4"/>
+            <w:tcMar>
+              <w:top w:w="100" w:type="dxa"/>
+              <w:bottom w:w="100" w:type="dxa"/>
+              <w:left w:w="150" w:type="dxa"/>
+              <w:right w:w="150" w:type="dxa"/>
+            </w:tcMar>
+          </w:tcPr>
+          <w:p>
+            <w:r>
+              <w:rPr>
+                <w:b/>
+                <w:color w:val="276749"/>
+                <w:sz w:val="19"/>
+              </w:rPr>
+              <w:t xml:space="preserve">💡 Speed Hack / Trick: </w:t>
+            </w:r>
+            <w:r>
+              <w:rPr>
+                <w:color w:val="2D3748"/>
+                <w:sz w:val="19"/>
+              </w:rPr>
+              <w:t>Elimination of extreme or unphysical answer choices improves accuracy in assertion-reason and multiple-statement questions.</w:t>
+            </w:r>
+          </w:p>
+        </w:tc>
+      </w:tr>
+    </w:tbl>
+    <w:p>
+      <w:pPr>
+        <w:spacing w:before="120" w:after="40"/>
+      </w:pPr>
+      <w:r>
+        <w:rPr>
+          <w:b/>
+          <w:color w:val="1A365D"/>
+          <w:sz w:val="19"/>
+        </w:rPr>
+        <w:t>Source PYQs testing this concept:</w:t>
+      </w:r>
+    </w:p>
+    <w:p>
+      <w:pPr>
+        <w:pStyle w:val="ListBullet"/>
+        <w:spacing w:after="40"/>
+      </w:pPr>
+      <w:r>
+        <w:rPr>
+          <w:b/>
+          <w:sz w:val="18"/>
+        </w:rPr>
+        <w:t xml:space="preserve">[2023 Morning Shift] Q#1 (MCQ): </w:t>
+      </w:r>
+      <w:r>
+        <w:rPr>
+          <w:sz w:val="18"/>
+        </w:rPr>
+        <w:t xml:space="preserve">"Four gases A, B, C and D have critical temperatures 5.3,33.2,126.0 and 154.3K respectively. For their adsorption on a fixed amount of ch..."  </w:t>
+      </w:r>
+      <w:r>
+        <w:rPr>
+          <w:b/>
+          <w:color w:val="2B6CB0"/>
+          <w:sz w:val="18"/>
+        </w:rPr>
+        <w:t>[Ans: N/A]</w:t>
+      </w:r>
+    </w:p>
+    <w:p>
+      <w:pPr>
+        <w:pStyle w:val="ListBullet"/>
+        <w:spacing w:after="40"/>
+      </w:pPr>
+      <w:r>
+        <w:rPr>
+          <w:b/>
+          <w:sz w:val="18"/>
+        </w:rPr>
+        <w:t xml:space="preserve">[2023 Evening Shift] Q#1 (Numerical): </w:t>
+      </w:r>
+      <w:r>
+        <w:rPr>
+          <w:sz w:val="18"/>
+        </w:rPr>
+        <w:t xml:space="preserve">"Based on the given figure, the number of correct statement/s is/are __________. A. Surface tension is the outcome of equal attractive and re..."  </w:t>
+      </w:r>
+      <w:r>
+        <w:rPr>
+          <w:b/>
+          <w:color w:val="2B6CB0"/>
+          <w:sz w:val="18"/>
+        </w:rPr>
+        <w:t>[Ans: 2]</w:t>
+      </w:r>
+    </w:p>
+    <w:p>
+      <w:pPr>
+        <w:pStyle w:val="ListBullet"/>
+        <w:spacing w:after="40"/>
+      </w:pPr>
+      <w:r>
+        <w:rPr>
+          <w:b/>
+          <w:sz w:val="18"/>
+        </w:rPr>
+        <w:t xml:space="preserve">[2023 Evening Shift] Q#2 (MCQ): </w:t>
+      </w:r>
+      <w:r>
+        <w:rPr>
+          <w:sz w:val="18"/>
+        </w:rPr>
+        <w:t xml:space="preserve">"Ferric chloride is applied to stop bleeding because -..."  </w:t>
+      </w:r>
+      <w:r>
+        <w:rPr>
+          <w:b/>
+          <w:color w:val="2B6CB0"/>
+          <w:sz w:val="18"/>
+        </w:rPr>
+        <w:t>[Ans: D]</w:t>
+      </w:r>
+    </w:p>
+    <w:p>
+      <w:pPr>
+        <w:spacing w:after="120"/>
+      </w:pPr>
+    </w:p>
+    <w:p>
+      <w:pPr>
+        <w:pStyle w:val="Heading2"/>
+      </w:pPr>
+      <w:r>
+        <w:rPr>
+          <w:color w:val="2B6CB0"/>
+          <w:sz w:val="24"/>
+        </w:rPr>
+        <w:t>3.3 Surface Chemistry — Standard Calculations &amp; Problem Archetypes (Very High Yield — 17 PYQs)</w:t>
       </w:r>
     </w:p>
     <w:p>
@@ -773,13 +1189,13 @@
           <w:b/>
           <w:sz w:val="18"/>
         </w:rPr>
-        <w:t xml:space="preserve">[2024 Evening Shift] Q#1 (MCQ): </w:t>
+        <w:t xml:space="preserve">[2023 Evening Shift] Q#1 (MCQ): </w:t>
       </w:r>
       <w:r>
         <w:rPr>
           <w:sz w:val="18"/>
         </w:rPr>
-        <w:t xml:space="preserve">"The adsorbent used in adsorption chromatography is/are - A. silica gel B. alumina C. quick lime D. magnesia Choose the most appropriate answ..."  </w:t>
+        <w:t xml:space="preserve">"In figure, a straight line is given for Freundrich Adsorption ( y=3x+2.505 ). The value of (1 / n) and logK are respectively...."  </w:t>
       </w:r>
       <w:r>
         <w:rPr>
@@ -806,7 +1222,7 @@
         <w:rPr>
           <w:sz w:val="18"/>
         </w:rPr>
-        <w:t xml:space="preserve">"Four gases A, B, C and D have critical temperatures 5.3,33.2,126.0 and 154.3K respectively. For their adsorption on a fixed amount of ch..."  </w:t>
+        <w:t xml:space="preserve">"Statement I : For colloidal particles, the values of colligative properties are of small order as compared to values shown by true solutions..."  </w:t>
       </w:r>
       <w:r>
         <w:rPr>
@@ -827,13 +1243,13 @@
           <w:b/>
           <w:sz w:val="18"/>
         </w:rPr>
-        <w:t xml:space="preserve">[2023 Evening Shift] Q#1 (MCQ): </w:t>
+        <w:t xml:space="preserve">[2023 Evening Shift] Q#1 (Numerical): </w:t>
       </w:r>
       <w:r>
         <w:rPr>
           <w:sz w:val="18"/>
         </w:rPr>
-        <w:t xml:space="preserve">"In figure, a straight line is given for Freundrich Adsorption ( y=3x+2.505 ). The value of (1 / n) and logK are respectively...."  </w:t>
+        <w:t xml:space="preserve">"Coagulating value of the electrolytes AlCl_(3) and NaCl for As_(2)S_(3) are 0.09 and 50.04 respectively. The coagulating power of $AlC..."  </w:t>
       </w:r>
       <w:r>
         <w:rPr>
@@ -841,423 +1257,7 @@
           <w:color w:val="2B6CB0"/>
           <w:sz w:val="18"/>
         </w:rPr>
-        <w:t>[Ans: N/A]</w:t>
-      </w:r>
-    </w:p>
-    <w:p>
-      <w:pPr>
-        <w:spacing w:after="120"/>
-      </w:pPr>
-    </w:p>
-    <w:p>
-      <w:pPr>
-        <w:pStyle w:val="Heading2"/>
-      </w:pPr>
-      <w:r>
-        <w:rPr>
-          <w:color w:val="2B6CB0"/>
-          <w:sz w:val="24"/>
-        </w:rPr>
-        <w:t>3.2 Surface Chemistry — Applied Cases, Reactions &amp; Traps (Very High Yield — 42 PYQs)</w:t>
-      </w:r>
-    </w:p>
-    <w:p>
-      <w:r>
-        <w:rPr>
-          <w:b/>
-          <w:sz w:val="20"/>
-        </w:rPr>
-        <w:t xml:space="preserve">Core Principle: </w:t>
-      </w:r>
-      <w:r>
-        <w:rPr>
-          <w:sz w:val="20"/>
-        </w:rPr>
-        <w:t>Special cases, experimental observations, and conceptual traps designed to test deep understanding of Surface Chemistry.</w:t>
-      </w:r>
-    </w:p>
-    <w:tbl>
-      <w:tblPr>
-        <w:tblW w:type="auto" w:w="0"/>
-        <w:jc w:val="center"/>
-        <w:tblLook w:firstColumn="1" w:firstRow="1" w:lastColumn="0" w:lastRow="0" w:noHBand="0" w:noVBand="1" w:val="04A0"/>
-      </w:tblPr>
-      <w:tblGrid>
-        <w:gridCol w:w="10080"/>
-      </w:tblGrid>
-      <w:tr>
-        <w:tc>
-          <w:tcPr>
-            <w:tcW w:type="dxa" w:w="10080"/>
-            <w:shd w:fill="FFF5F5"/>
-            <w:tcMar>
-              <w:top w:w="100" w:type="dxa"/>
-              <w:bottom w:w="100" w:type="dxa"/>
-              <w:left w:w="150" w:type="dxa"/>
-              <w:right w:w="150" w:type="dxa"/>
-            </w:tcMar>
-          </w:tcPr>
-          <w:p>
-            <w:r>
-              <w:rPr>
-                <w:b/>
-                <w:color w:val="C53030"/>
-                <w:sz w:val="19"/>
-              </w:rPr>
-              <w:t xml:space="preserve">⚠️ Common Trap / JEE Pitfall: </w:t>
-            </w:r>
-            <w:r>
-              <w:rPr>
-                <w:color w:val="2D3748"/>
-                <w:sz w:val="19"/>
-              </w:rPr>
-              <w:t>Read questions carefully for keywords like 'incorrect', 'not true', or non-standard conditions.</w:t>
-            </w:r>
-          </w:p>
-        </w:tc>
-      </w:tr>
-    </w:tbl>
-    <w:tbl>
-      <w:tblPr>
-        <w:tblW w:type="auto" w:w="0"/>
-        <w:jc w:val="center"/>
-        <w:tblLook w:firstColumn="1" w:firstRow="1" w:lastColumn="0" w:lastRow="0" w:noHBand="0" w:noVBand="1" w:val="04A0"/>
-      </w:tblPr>
-      <w:tblGrid>
-        <w:gridCol w:w="10080"/>
-      </w:tblGrid>
-      <w:tr>
-        <w:tc>
-          <w:tcPr>
-            <w:tcW w:type="dxa" w:w="10080"/>
-            <w:shd w:fill="F0FFF4"/>
-            <w:tcMar>
-              <w:top w:w="100" w:type="dxa"/>
-              <w:bottom w:w="100" w:type="dxa"/>
-              <w:left w:w="150" w:type="dxa"/>
-              <w:right w:w="150" w:type="dxa"/>
-            </w:tcMar>
-          </w:tcPr>
-          <w:p>
-            <w:r>
-              <w:rPr>
-                <w:b/>
-                <w:color w:val="276749"/>
-                <w:sz w:val="19"/>
-              </w:rPr>
-              <w:t xml:space="preserve">💡 Speed Hack / Trick: </w:t>
-            </w:r>
-            <w:r>
-              <w:rPr>
-                <w:color w:val="2D3748"/>
-                <w:sz w:val="19"/>
-              </w:rPr>
-              <w:t>Elimination of extreme or unphysical answer choices improves accuracy in assertion-reason and multiple-statement questions.</w:t>
-            </w:r>
-          </w:p>
-        </w:tc>
-      </w:tr>
-    </w:tbl>
-    <w:p>
-      <w:pPr>
-        <w:spacing w:before="120" w:after="40"/>
-      </w:pPr>
-      <w:r>
-        <w:rPr>
-          <w:b/>
-          <w:color w:val="1A365D"/>
-          <w:sz w:val="19"/>
-        </w:rPr>
-        <w:t>Source PYQs testing this concept:</w:t>
-      </w:r>
-    </w:p>
-    <w:p>
-      <w:pPr>
-        <w:pStyle w:val="ListBullet"/>
-        <w:spacing w:after="40"/>
-      </w:pPr>
-      <w:r>
-        <w:rPr>
-          <w:b/>
-          <w:sz w:val="18"/>
-        </w:rPr>
-        <w:t xml:space="preserve">[2023 Evening Shift] Q#1 (Numerical): </w:t>
-      </w:r>
-      <w:r>
-        <w:rPr>
-          <w:sz w:val="18"/>
-        </w:rPr>
-        <w:t xml:space="preserve">"Based on the given figure, the number of correct statement/s is/are __________. A. Surface tension is the outcome of equal attractive and re..."  </w:t>
-      </w:r>
-      <w:r>
-        <w:rPr>
-          <w:b/>
-          <w:color w:val="2B6CB0"/>
-          <w:sz w:val="18"/>
-        </w:rPr>
-        <w:t>[Ans: 2]</w:t>
-      </w:r>
-    </w:p>
-    <w:p>
-      <w:pPr>
-        <w:pStyle w:val="ListBullet"/>
-        <w:spacing w:after="40"/>
-      </w:pPr>
-      <w:r>
-        <w:rPr>
-          <w:b/>
-          <w:sz w:val="18"/>
-        </w:rPr>
-        <w:t xml:space="preserve">[2023 Evening Shift] Q#2 (MCQ): </w:t>
-      </w:r>
-      <w:r>
-        <w:rPr>
-          <w:sz w:val="18"/>
-        </w:rPr>
-        <w:t xml:space="preserve">"Ferric chloride is applied to stop bleeding because -..."  </w:t>
-      </w:r>
-      <w:r>
-        <w:rPr>
-          <w:b/>
-          <w:color w:val="2B6CB0"/>
-          <w:sz w:val="18"/>
-        </w:rPr>
-        <w:t>[Ans: D]</w:t>
-      </w:r>
-    </w:p>
-    <w:p>
-      <w:pPr>
-        <w:pStyle w:val="ListBullet"/>
-        <w:spacing w:after="40"/>
-      </w:pPr>
-      <w:r>
-        <w:rPr>
-          <w:b/>
-          <w:sz w:val="18"/>
-        </w:rPr>
-        <w:t xml:space="preserve">[2023 Morning Shift] Q#2 (MCQ): </w:t>
-      </w:r>
-      <w:r>
-        <w:rPr>
-          <w:sz w:val="18"/>
-        </w:rPr>
-        <w:t xml:space="preserve">"Given below are two statements: One is labelled as Assertion A and the other is labelled as Reason R Assertion A: Amongst He,Ne,Ar and $Kr..."  </w:t>
-      </w:r>
-      <w:r>
-        <w:rPr>
-          <w:b/>
-          <w:color w:val="2B6CB0"/>
-          <w:sz w:val="18"/>
-        </w:rPr>
-        <w:t>[Ans: N/A]</w:t>
-      </w:r>
-    </w:p>
-    <w:p>
-      <w:pPr>
-        <w:spacing w:after="120"/>
-      </w:pPr>
-    </w:p>
-    <w:p>
-      <w:pPr>
-        <w:pStyle w:val="Heading2"/>
-      </w:pPr>
-      <w:r>
-        <w:rPr>
-          <w:color w:val="2B6CB0"/>
-          <w:sz w:val="24"/>
-        </w:rPr>
-        <w:t>3.3 Surface Chemistry — Core Principles &amp; Governing Laws (Very High Yield — 20 PYQs)</w:t>
-      </w:r>
-    </w:p>
-    <w:p>
-      <w:r>
-        <w:rPr>
-          <w:b/>
-          <w:sz w:val="20"/>
-        </w:rPr>
-        <w:t xml:space="preserve">Core Principle: </w:t>
-      </w:r>
-      <w:r>
-        <w:rPr>
-          <w:sz w:val="20"/>
-        </w:rPr>
-        <w:t>Fundamental definitions, core postulates, and governing physical/chemical relations in Surface Chemistry.</w:t>
-      </w:r>
-    </w:p>
-    <w:tbl>
-      <w:tblPr>
-        <w:tblW w:type="auto" w:w="0"/>
-        <w:jc w:val="center"/>
-        <w:tblLook w:firstColumn="1" w:firstRow="1" w:lastColumn="0" w:lastRow="0" w:noHBand="0" w:noVBand="1" w:val="04A0"/>
-      </w:tblPr>
-      <w:tblGrid>
-        <w:gridCol w:w="10080"/>
-      </w:tblGrid>
-      <w:tr>
-        <w:tc>
-          <w:tcPr>
-            <w:tcW w:type="dxa" w:w="10080"/>
-            <w:shd w:fill="FFF5F5"/>
-            <w:tcMar>
-              <w:top w:w="100" w:type="dxa"/>
-              <w:bottom w:w="100" w:type="dxa"/>
-              <w:left w:w="150" w:type="dxa"/>
-              <w:right w:w="150" w:type="dxa"/>
-            </w:tcMar>
-          </w:tcPr>
-          <w:p>
-            <w:r>
-              <w:rPr>
-                <w:b/>
-                <w:color w:val="C53030"/>
-                <w:sz w:val="19"/>
-              </w:rPr>
-              <w:t xml:space="preserve">⚠️ Common Trap / JEE Pitfall: </w:t>
-            </w:r>
-            <w:r>
-              <w:rPr>
-                <w:color w:val="2D3748"/>
-                <w:sz w:val="19"/>
-              </w:rPr>
-              <w:t>Carefully verify units, standard reference states, and sign conventions in Surface Chemistry.</w:t>
-            </w:r>
-          </w:p>
-        </w:tc>
-      </w:tr>
-    </w:tbl>
-    <w:tbl>
-      <w:tblPr>
-        <w:tblW w:type="auto" w:w="0"/>
-        <w:jc w:val="center"/>
-        <w:tblLook w:firstColumn="1" w:firstRow="1" w:lastColumn="0" w:lastRow="0" w:noHBand="0" w:noVBand="1" w:val="04A0"/>
-      </w:tblPr>
-      <w:tblGrid>
-        <w:gridCol w:w="10080"/>
-      </w:tblGrid>
-      <w:tr>
-        <w:tc>
-          <w:tcPr>
-            <w:tcW w:type="dxa" w:w="10080"/>
-            <w:shd w:fill="F0FFF4"/>
-            <w:tcMar>
-              <w:top w:w="100" w:type="dxa"/>
-              <w:bottom w:w="100" w:type="dxa"/>
-              <w:left w:w="150" w:type="dxa"/>
-              <w:right w:w="150" w:type="dxa"/>
-            </w:tcMar>
-          </w:tcPr>
-          <w:p>
-            <w:r>
-              <w:rPr>
-                <w:b/>
-                <w:color w:val="276749"/>
-                <w:sz w:val="19"/>
-              </w:rPr>
-              <w:t xml:space="preserve">💡 Speed Hack / Trick: </w:t>
-            </w:r>
-            <w:r>
-              <w:rPr>
-                <w:color w:val="2D3748"/>
-                <w:sz w:val="19"/>
-              </w:rPr>
-              <w:t>Focus on high-yield formulas and standard limiting approximations tested in Surface Chemistry PYQs.</w:t>
-            </w:r>
-          </w:p>
-        </w:tc>
-      </w:tr>
-    </w:tbl>
-    <w:p>
-      <w:pPr>
-        <w:spacing w:before="120" w:after="40"/>
-      </w:pPr>
-      <w:r>
-        <w:rPr>
-          <w:b/>
-          <w:color w:val="1A365D"/>
-          <w:sz w:val="19"/>
-        </w:rPr>
-        <w:t>Source PYQs testing this concept:</w:t>
-      </w:r>
-    </w:p>
-    <w:p>
-      <w:pPr>
-        <w:pStyle w:val="ListBullet"/>
-        <w:spacing w:after="40"/>
-      </w:pPr>
-      <w:r>
-        <w:rPr>
-          <w:b/>
-          <w:sz w:val="18"/>
-        </w:rPr>
-        <w:t xml:space="preserve">[2024 Morning Shift] Q#2 (MCQ): </w:t>
-      </w:r>
-      <w:r>
-        <w:rPr>
-          <w:sz w:val="18"/>
-        </w:rPr>
-        <w:t xml:space="preserve">"'Adsorption' principle is used for which of the following purification method?..."  </w:t>
-      </w:r>
-      <w:r>
-        <w:rPr>
-          <w:b/>
-          <w:color w:val="2B6CB0"/>
-          <w:sz w:val="18"/>
-        </w:rPr>
-        <w:t>[Ans: N/A]</w:t>
-      </w:r>
-    </w:p>
-    <w:p>
-      <w:pPr>
-        <w:pStyle w:val="ListBullet"/>
-        <w:spacing w:after="40"/>
-      </w:pPr>
-      <w:r>
-        <w:rPr>
-          <w:b/>
-          <w:sz w:val="18"/>
-        </w:rPr>
-        <w:t xml:space="preserve">[2023 Morning Shift] Q#3 (MCQ): </w:t>
-      </w:r>
-      <w:r>
-        <w:rPr>
-          <w:sz w:val="18"/>
-        </w:rPr>
-        <w:t xml:space="preserve">"The enthalpy change for the adsorption process and micelle formation respectively are..."  </w:t>
-      </w:r>
-      <w:r>
-        <w:rPr>
-          <w:b/>
-          <w:color w:val="2B6CB0"/>
-          <w:sz w:val="18"/>
-        </w:rPr>
-        <w:t>[Ans: N/A]</w:t>
-      </w:r>
-    </w:p>
-    <w:p>
-      <w:pPr>
-        <w:pStyle w:val="ListBullet"/>
-        <w:spacing w:after="40"/>
-      </w:pPr>
-      <w:r>
-        <w:rPr>
-          <w:b/>
-          <w:sz w:val="18"/>
-        </w:rPr>
-        <w:t xml:space="preserve">[2023 Morning Shift] Q#3 (MCQ): </w:t>
-      </w:r>
-      <w:r>
-        <w:rPr>
-          <w:sz w:val="18"/>
-        </w:rPr>
-        <w:t xml:space="preserve">"Which of the following salt solutions would coagulate the colloid solution formed when FeCl_(3) is added to NaOH solution, at the fastes..."  </w:t>
-      </w:r>
-      <w:r>
-        <w:rPr>
-          <w:b/>
-          <w:color w:val="2B6CB0"/>
-          <w:sz w:val="18"/>
-        </w:rPr>
-        <w:t>[Ans: N/A]</w:t>
+        <w:t>[Ans: 556]</w:t>
       </w:r>
     </w:p>
     <w:p>
@@ -1408,7 +1408,7 @@
           <w:color w:val="1A365D"/>
           <w:sz w:val="22"/>
         </w:rPr>
-        <w:t>Benchmark Problem 2: JEE Main 2023 (Online) 25th January Evening Shift (Q#1)</w:t>
+        <w:t>Benchmark Problem 2: JEE Main 2023 (Online) 1st February Evening Shift (Q#1)</w:t>
       </w:r>
     </w:p>
     <w:p>
@@ -1419,80 +1419,7 @@
         <w:rPr>
           <w:sz w:val="20"/>
         </w:rPr>
-        <w:t>Based on the given figure, the number of correct statement/s is/are __________. A. Surface tension is the outcome of equal attractive and repulsive forces acting on the liquid molecule in bulk. B. Surface tension is due to uneven forces acting on the molecules present on the surface. C. The molecule in the bulk can never come to the liquid surface. D. The molecules on the surface are responsible for vapour pressure if the system is a closed system.</w:t>
-      </w:r>
-    </w:p>
-    <w:tbl>
-      <w:tblPr>
-        <w:tblW w:type="auto" w:w="0"/>
-        <w:jc w:val="center"/>
-        <w:tblLook w:firstColumn="1" w:firstRow="1" w:lastColumn="0" w:lastRow="0" w:noHBand="0" w:noVBand="1" w:val="04A0"/>
-      </w:tblPr>
-      <w:tblGrid>
-        <w:gridCol w:w="10080"/>
-      </w:tblGrid>
-      <w:tr>
-        <w:tc>
-          <w:tcPr>
-            <w:tcW w:type="dxa" w:w="10080"/>
-            <w:shd w:fill="F7FAFC"/>
-            <w:tcMar>
-              <w:top w:w="100" w:type="dxa"/>
-              <w:bottom w:w="100" w:type="dxa"/>
-              <w:left w:w="150" w:type="dxa"/>
-              <w:right w:w="150" w:type="dxa"/>
-            </w:tcMar>
-          </w:tcPr>
-          <w:p>
-            <w:r>
-              <w:rPr>
-                <w:b/>
-                <w:color w:val="1A365D"/>
-                <w:sz w:val="19"/>
-              </w:rPr>
-              <w:t>Correct Answer: 2</w:t>
-              <w:br/>
-            </w:r>
-            <w:r>
-              <w:rPr>
-                <w:color w:val="2D3748"/>
-                <w:sz w:val="18"/>
-              </w:rPr>
-              <w:t>Solution Analysis:</w:t>
-              <w:br/>
-              <w:t>The correct statements are (B) Surface tension is due to uneven forces acting on the molecules present on the surface (D) The molecules on the surface are responsible for vapor pressure if the system is a closed system</w:t>
-            </w:r>
-          </w:p>
-        </w:tc>
-      </w:tr>
-    </w:tbl>
-    <w:p>
-      <w:pPr>
-        <w:spacing w:after="120"/>
-      </w:pPr>
-    </w:p>
-    <w:p>
-      <w:pPr>
-        <w:spacing w:before="160" w:after="40"/>
-      </w:pPr>
-      <w:r>
-        <w:rPr>
-          <w:b/>
-          <w:color w:val="1A365D"/>
-          <w:sz w:val="22"/>
-        </w:rPr>
-        <w:t>Benchmark Problem 3: JEE Main 2023 (Online) 10th April Morning Shift (Q#3)</w:t>
-      </w:r>
-    </w:p>
-    <w:p>
-      <w:pPr>
-        <w:spacing w:after="80"/>
-      </w:pPr>
-      <w:r>
-        <w:rPr>
-          <w:sz w:val="20"/>
-        </w:rPr>
-        <w:t>The enthalpy change for the adsorption process and micelle formation respectively are</w:t>
+        <w:t>In figure, a straight line is given for Freundrich Adsorption ( y=3x+2.505 ). The value of (1 / n) and logK are respectively.</w:t>
       </w:r>
     </w:p>
     <w:p>
@@ -1504,7 +1431,7 @@
         <w:rPr>
           <w:sz w:val="19"/>
         </w:rPr>
-        <w:t>(A) Δ H_(ads)&gt;0andΔ H_(mic)&lt;0</w:t>
+        <w:t>(A) 0.3 and log 2.505</w:t>
       </w:r>
     </w:p>
     <w:p>
@@ -1516,7 +1443,7 @@
         <w:rPr>
           <w:sz w:val="19"/>
         </w:rPr>
-        <w:t>(B) Δ H_(ads)&gt;0andΔ H_(mic)&gt;0</w:t>
+        <w:t>(B) 3 and 2.505</w:t>
       </w:r>
     </w:p>
     <w:p>
@@ -1528,7 +1455,7 @@
         <w:rPr>
           <w:sz w:val="19"/>
         </w:rPr>
-        <w:t>(C) Δ H_(ads)&lt;0andΔ H_(mic)&lt;0</w:t>
+        <w:t>(C) 3 and 0.7033</w:t>
       </w:r>
     </w:p>
     <w:p>
@@ -1540,7 +1467,7 @@
         <w:rPr>
           <w:sz w:val="19"/>
         </w:rPr>
-        <w:t>(D) Δ H_(ads)&lt;0andΔ H_(mic)&gt;0</w:t>
+        <w:t>(D) 0.3 and 0.7033</w:t>
       </w:r>
     </w:p>
     <w:tbl>
@@ -1581,7 +1508,128 @@
               </w:rPr>
               <w:t>Solution Analysis:</w:t>
               <w:br/>
-              <w:t>Adsorption is the process of a substance (adsorbate) being attracted to a surface (adsorbent). The enthalpy change for adsorption, Δ H_(ads) , is negative because the adsorbent and adsorbate are brought closer together, which releases energy. Micelle formation is the process of surfactant molecules clustering together in water to form micelles. The micelles have a hydrophobic (water-repelling) core and a hydrophilic (water-loving) surface. The enthalpy change for micelle formation, Δ H_(mic) , is positive because the surfactant molecules are moving from a state of high entropy (dispersed in water) to a state of low entropy (clustered together). Here is a table summarizing the enthalpy changes for adsorption and micelle formation: Process Enthalpy change Adsorption Δ H_(ads)&lt;0 Micelle formation Δ H_(mic)&gt;0</w:t>
+              <w:t>(x / m)=kp^1/n log(x / m)=logk+(1 / n)logP On comparing with y=3x+2.505 , we get (1 / n)=3andlogk=2.505</w:t>
+            </w:r>
+          </w:p>
+        </w:tc>
+      </w:tr>
+    </w:tbl>
+    <w:p>
+      <w:pPr>
+        <w:spacing w:after="120"/>
+      </w:pPr>
+    </w:p>
+    <w:p>
+      <w:pPr>
+        <w:spacing w:before="160" w:after="40"/>
+      </w:pPr>
+      <w:r>
+        <w:rPr>
+          <w:b/>
+          <w:color w:val="1A365D"/>
+          <w:sz w:val="22"/>
+        </w:rPr>
+        <w:t>Benchmark Problem 3: JEE Main 2023 (Online) 30th January Morning Shift (Q#1)</w:t>
+      </w:r>
+    </w:p>
+    <w:p>
+      <w:pPr>
+        <w:spacing w:after="80"/>
+      </w:pPr>
+      <w:r>
+        <w:rPr>
+          <w:sz w:val="20"/>
+        </w:rPr>
+        <w:t>Given below are two statements : one is labelled as Assertion (A) and the other is labelled as Reason (R). Assertion (A) : In expensive scientific instruments, silica gel is kept in watch-glasses or in semipermeable membrane bags. Reason (R) : Silica gel adsorbs moisture from air via adsorption, thus protects the instrument from water corrosion (rusting) and / or prevents malfunctioning. In the light of the above statements, choose the correct answer from the options given below :</w:t>
+      </w:r>
+    </w:p>
+    <w:p>
+      <w:pPr>
+        <w:pStyle w:val="ListBullet"/>
+        <w:spacing w:after="20"/>
+      </w:pPr>
+      <w:r>
+        <w:rPr>
+          <w:sz w:val="19"/>
+        </w:rPr>
+        <w:t>(A) Both (A) and (R) are true and (R) is the correct explanation of (A)</w:t>
+      </w:r>
+    </w:p>
+    <w:p>
+      <w:pPr>
+        <w:pStyle w:val="ListBullet"/>
+        <w:spacing w:after="20"/>
+      </w:pPr>
+      <w:r>
+        <w:rPr>
+          <w:sz w:val="19"/>
+        </w:rPr>
+        <w:t>(B) (A) is true but (R) is false</w:t>
+      </w:r>
+    </w:p>
+    <w:p>
+      <w:pPr>
+        <w:pStyle w:val="ListBullet"/>
+        <w:spacing w:after="20"/>
+      </w:pPr>
+      <w:r>
+        <w:rPr>
+          <w:sz w:val="19"/>
+        </w:rPr>
+        <w:t>(C) (A) is false but (R) is true</w:t>
+      </w:r>
+    </w:p>
+    <w:p>
+      <w:pPr>
+        <w:pStyle w:val="ListBullet"/>
+        <w:spacing w:after="20"/>
+      </w:pPr>
+      <w:r>
+        <w:rPr>
+          <w:sz w:val="19"/>
+        </w:rPr>
+        <w:t>(D) Both (A) and (R) are true but (R) is not the correct explanation of (A)</w:t>
+      </w:r>
+    </w:p>
+    <w:tbl>
+      <w:tblPr>
+        <w:tblW w:type="auto" w:w="0"/>
+        <w:jc w:val="center"/>
+        <w:tblLook w:firstColumn="1" w:firstRow="1" w:lastColumn="0" w:lastRow="0" w:noHBand="0" w:noVBand="1" w:val="04A0"/>
+      </w:tblPr>
+      <w:tblGrid>
+        <w:gridCol w:w="10080"/>
+      </w:tblGrid>
+      <w:tr>
+        <w:tc>
+          <w:tcPr>
+            <w:tcW w:type="dxa" w:w="10080"/>
+            <w:shd w:fill="F7FAFC"/>
+            <w:tcMar>
+              <w:top w:w="100" w:type="dxa"/>
+              <w:bottom w:w="100" w:type="dxa"/>
+              <w:left w:w="150" w:type="dxa"/>
+              <w:right w:w="150" w:type="dxa"/>
+            </w:tcMar>
+          </w:tcPr>
+          <w:p>
+            <w:r>
+              <w:rPr>
+                <w:b/>
+                <w:color w:val="1A365D"/>
+                <w:sz w:val="19"/>
+              </w:rPr>
+              <w:t>Correct Answer: None</w:t>
+              <w:br/>
+            </w:r>
+            <w:r>
+              <w:rPr>
+                <w:color w:val="2D3748"/>
+                <w:sz w:val="18"/>
+              </w:rPr>
+              <w:t>Solution Analysis:</w:t>
+              <w:br/>
+              <w:t>Assertion is correct and Reason is correct explanation of Assertion. Silica gel adsorbs moisture and thus products the instrument from water corrosion (rusting) and prevents malfunctioning.</w:t>
             </w:r>
           </w:p>
         </w:tc>
